--- a/Documentacion/Proyecto/Memoria proyecto integrador  .docx
+++ b/Documentacion/Proyecto/Memoria proyecto integrador  .docx
@@ -1410,7 +1410,6 @@
       <w:pPr>
         <w:pStyle w:val="NormalWeb"/>
         <w:spacing w:line="360" w:lineRule="auto"/>
-        <w:ind w:firstLine="454"/>
         <w:rPr>
           <w:rFonts w:ascii="Arial" w:hAnsi="Arial" w:cs="Arial"/>
         </w:rPr>
@@ -1418,21 +1417,12 @@
     </w:p>
     <w:p>
       <w:pPr>
-        <w:pStyle w:val="NormalWeb"/>
-        <w:spacing w:line="360" w:lineRule="auto"/>
-        <w:ind w:firstLine="454"/>
-        <w:rPr>
-          <w:rFonts w:ascii="Arial" w:hAnsi="Arial" w:cs="Arial"/>
-        </w:rPr>
-      </w:pPr>
-    </w:p>
-    <w:p>
-      <w:pPr>
         <w:pStyle w:val="Ttulo1"/>
       </w:pPr>
       <w:bookmarkStart w:id="0" w:name="_Toc92297615"/>
       <w:bookmarkStart w:id="1" w:name="_Toc224148673"/>
       <w:r>
+        <w:lastRenderedPageBreak/>
         <w:t>Resumen</w:t>
       </w:r>
       <w:bookmarkEnd w:id="0"/>
@@ -1512,10 +1502,7 @@
         <w:t>diseño</w:t>
       </w:r>
       <w:r>
-        <w:t xml:space="preserve">. La aplicación tiene como objetivo principal facilitar la administración de clientes, trajes, empleados, talleres y reservas, </w:t>
-      </w:r>
-      <w:r>
-        <w:t>asegurándo</w:t>
+        <w:t>. La aplicación tiene como objetivo principal facilitar la administración de clientes, trajes, empleados, talleres y reservas, asegurándo</w:t>
       </w:r>
       <w:r>
         <w:t>se</w:t>
@@ -1649,31 +1636,7 @@
         <w:rPr>
           <w:rFonts w:cstheme="minorHAnsi"/>
         </w:rPr>
-        <w:t>Desarrollar una aplicación funcional de gestión de citas</w:t>
-      </w:r>
-      <w:r>
-        <w:rPr>
-          <w:rFonts w:cstheme="minorHAnsi"/>
-        </w:rPr>
-        <w:t xml:space="preserve"> </w:t>
-      </w:r>
-      <w:r>
-        <w:rPr>
-          <w:rFonts w:cstheme="minorHAnsi"/>
-        </w:rPr>
-        <w:t>que permita administrar clientes, trajes, empleados, talleres y</w:t>
-      </w:r>
-      <w:r>
-        <w:rPr>
-          <w:rFonts w:cstheme="minorHAnsi"/>
-        </w:rPr>
-        <w:t xml:space="preserve"> </w:t>
-      </w:r>
-      <w:r>
-        <w:rPr>
-          <w:rFonts w:cstheme="minorHAnsi"/>
-        </w:rPr>
-        <w:t>reservas, cumpliendo con todos los requisitos funcionales</w:t>
+        <w:t>Desarrollar una aplicación funcional de gestión de citas que permita administrar clientes, trajes, empleados, talleres y reservas, cumpliendo con todos los requisitos funcionales</w:t>
       </w:r>
       <w:r>
         <w:rPr>
@@ -1963,13 +1926,7 @@
         </w:numPr>
       </w:pPr>
       <w:r>
-        <w:t xml:space="preserve">Elaborar diagramas </w:t>
-      </w:r>
-      <w:r>
-        <w:t>UML para</w:t>
-      </w:r>
-      <w:r>
-        <w:t xml:space="preserve"> modelar el comportamiento y la estructur</w:t>
+        <w:t>Elaborar diagramas UML para modelar el comportamiento y la estructur</w:t>
       </w:r>
       <w:r>
         <w:t xml:space="preserve">a </w:t>
@@ -3786,6 +3743,7 @@
   <w:style w:type="character" w:default="1" w:styleId="Fuentedeprrafopredeter">
     <w:name w:val="Default Paragraph Font"/>
     <w:uiPriority w:val="1"/>
+    <w:semiHidden/>
     <w:unhideWhenUsed/>
   </w:style>
   <w:style w:type="table" w:default="1" w:styleId="Tablanormal">

--- a/Documentacion/Proyecto/Memoria proyecto integrador  .docx
+++ b/Documentacion/Proyecto/Memoria proyecto integrador  .docx
@@ -145,39 +145,67 @@
             <w:t>-Corp</w:t>
           </w:r>
         </w:p>
-        <w:p/>
-        <w:p>
-          <w:pPr>
-            <w:jc w:val="center"/>
-          </w:pPr>
-        </w:p>
         <w:p>
           <w:pPr>
             <w:jc w:val="center"/>
           </w:pPr>
           <w:r>
-            <w:rPr>
-              <w:rFonts w:asciiTheme="majorHAnsi" w:hAnsiTheme="majorHAnsi"/>
-              <w:sz w:val="52"/>
-              <w:szCs w:val="72"/>
-            </w:rPr>
-            <w:t>[LOG</w:t>
-          </w:r>
-          <w:r>
-            <w:rPr>
-              <w:rFonts w:asciiTheme="majorHAnsi" w:hAnsiTheme="majorHAnsi"/>
-              <w:sz w:val="52"/>
-              <w:szCs w:val="72"/>
-            </w:rPr>
-            <w:t>O</w:t>
-          </w:r>
-          <w:r>
-            <w:rPr>
-              <w:rFonts w:asciiTheme="majorHAnsi" w:hAnsiTheme="majorHAnsi"/>
-              <w:sz w:val="52"/>
-              <w:szCs w:val="72"/>
-            </w:rPr>
-            <w:t>]</w:t>
+            <w:drawing>
+              <wp:anchor distT="0" distB="0" distL="114300" distR="114300" simplePos="0" relativeHeight="251658240" behindDoc="1" locked="0" layoutInCell="1" allowOverlap="1" wp14:anchorId="0AD1BF59" wp14:editId="05C511DC">
+                <wp:simplePos x="0" y="0"/>
+                <wp:positionH relativeFrom="margin">
+                  <wp:align>center</wp:align>
+                </wp:positionH>
+                <wp:positionV relativeFrom="paragraph">
+                  <wp:posOffset>7620</wp:posOffset>
+                </wp:positionV>
+                <wp:extent cx="1478280" cy="1478280"/>
+                <wp:effectExtent l="0" t="0" r="0" b="0"/>
+                <wp:wrapNone/>
+                <wp:docPr id="1040109039" name="Imagen 2"/>
+                <wp:cNvGraphicFramePr>
+                  <a:graphicFrameLocks xmlns:a="http://schemas.openxmlformats.org/drawingml/2006/main" noChangeAspect="1"/>
+                </wp:cNvGraphicFramePr>
+                <a:graphic xmlns:a="http://schemas.openxmlformats.org/drawingml/2006/main">
+                  <a:graphicData uri="http://schemas.openxmlformats.org/drawingml/2006/picture">
+                    <pic:pic xmlns:pic="http://schemas.openxmlformats.org/drawingml/2006/picture">
+                      <pic:nvPicPr>
+                        <pic:cNvPr id="0" name="Picture 6"/>
+                        <pic:cNvPicPr>
+                          <a:picLocks noChangeAspect="1" noChangeArrowheads="1"/>
+                        </pic:cNvPicPr>
+                      </pic:nvPicPr>
+                      <pic:blipFill>
+                        <a:blip r:embed="rId9" cstate="print">
+                          <a:extLst>
+                            <a:ext uri="{28A0092B-C50C-407E-A947-70E740481C1C}">
+                              <a14:useLocalDpi xmlns:a14="http://schemas.microsoft.com/office/drawing/2010/main" val="0"/>
+                            </a:ext>
+                          </a:extLst>
+                        </a:blip>
+                        <a:srcRect/>
+                        <a:stretch>
+                          <a:fillRect/>
+                        </a:stretch>
+                      </pic:blipFill>
+                      <pic:spPr bwMode="auto">
+                        <a:xfrm>
+                          <a:off x="0" y="0"/>
+                          <a:ext cx="1478280" cy="1478280"/>
+                        </a:xfrm>
+                        <a:prstGeom prst="rect">
+                          <a:avLst/>
+                        </a:prstGeom>
+                        <a:noFill/>
+                        <a:ln>
+                          <a:noFill/>
+                        </a:ln>
+                      </pic:spPr>
+                    </pic:pic>
+                  </a:graphicData>
+                </a:graphic>
+              </wp:anchor>
+            </w:drawing>
           </w:r>
         </w:p>
         <w:p>
@@ -195,6 +223,7 @@
             <w:jc w:val="center"/>
           </w:pPr>
         </w:p>
+        <w:p/>
         <w:p>
           <w:pPr>
             <w:jc w:val="center"/>
@@ -522,7 +551,7 @@
                 <w:noProof/>
                 <w:webHidden/>
               </w:rPr>
-              <w:t>3</w:t>
+              <w:t>4</w:t>
             </w:r>
             <w:r>
               <w:rPr>
@@ -590,7 +619,7 @@
                 <w:noProof/>
                 <w:webHidden/>
               </w:rPr>
-              <w:t>3</w:t>
+              <w:t>4</w:t>
             </w:r>
             <w:r>
               <w:rPr>
@@ -678,7 +707,7 @@
                 <w:noProof/>
                 <w:webHidden/>
               </w:rPr>
-              <w:t>3</w:t>
+              <w:t>6</w:t>
             </w:r>
             <w:r>
               <w:rPr>
@@ -766,7 +795,7 @@
                 <w:noProof/>
                 <w:webHidden/>
               </w:rPr>
-              <w:t>3</w:t>
+              <w:t>6</w:t>
             </w:r>
             <w:r>
               <w:rPr>
@@ -854,7 +883,7 @@
                 <w:noProof/>
                 <w:webHidden/>
               </w:rPr>
-              <w:t>4</w:t>
+              <w:t>6</w:t>
             </w:r>
             <w:r>
               <w:rPr>
@@ -942,7 +971,7 @@
                 <w:noProof/>
                 <w:webHidden/>
               </w:rPr>
-              <w:t>4</w:t>
+              <w:t>6</w:t>
             </w:r>
             <w:r>
               <w:rPr>
@@ -1030,7 +1059,7 @@
                 <w:noProof/>
                 <w:webHidden/>
               </w:rPr>
-              <w:t>4</w:t>
+              <w:t>6</w:t>
             </w:r>
             <w:r>
               <w:rPr>
@@ -1101,7 +1130,7 @@
                 <w:noProof/>
                 <w:webHidden/>
               </w:rPr>
-              <w:t>5</w:t>
+              <w:t>8</w:t>
             </w:r>
             <w:r>
               <w:rPr>
@@ -1172,7 +1201,7 @@
                 <w:noProof/>
                 <w:webHidden/>
               </w:rPr>
-              <w:t>5</w:t>
+              <w:t>8</w:t>
             </w:r>
             <w:r>
               <w:rPr>
@@ -1243,7 +1272,7 @@
                 <w:noProof/>
                 <w:webHidden/>
               </w:rPr>
-              <w:t>5</w:t>
+              <w:t>8</w:t>
             </w:r>
             <w:r>
               <w:rPr>
@@ -1314,7 +1343,7 @@
                 <w:noProof/>
                 <w:webHidden/>
               </w:rPr>
-              <w:t>5</w:t>
+              <w:t>8</w:t>
             </w:r>
             <w:r>
               <w:rPr>
@@ -1482,7 +1511,13 @@
     </w:p>
     <w:p>
       <w:r>
-        <w:t>El presente proyecto, denominado </w:t>
+        <w:t xml:space="preserve">Edna Moda, diseñadora de ropa de lujo para superhéroes, necesitaba una herramienta para gestionar las citas en su taller de diseño de manera eficiente. </w:t>
+      </w:r>
+      <w:r>
+        <w:t>De esta necesidad surge</w:t>
+      </w:r>
+      <w:r>
+        <w:t xml:space="preserve"> </w:t>
       </w:r>
       <w:proofErr w:type="spellStart"/>
       <w:r>
@@ -1490,75 +1525,61 @@
       </w:r>
       <w:proofErr w:type="spellEnd"/>
       <w:r>
-        <w:t>-Corp, surge como respuesta a la necesidad de la reconocida diseñadora de vestimenta</w:t>
-      </w:r>
-      <w:r>
-        <w:t xml:space="preserve"> de lujo para superhéroes</w:t>
-      </w:r>
-      <w:r>
-        <w:t xml:space="preserve">, Edna Moda, de disponer de una herramienta informática que le permita gestionar de manera eficiente las citas en su taller de </w:t>
-      </w:r>
-      <w:r>
-        <w:t>diseño</w:t>
-      </w:r>
-      <w:r>
-        <w:t>. La aplicación tiene como objetivo principal facilitar la administración de clientes, trajes, empleados, talleres y reservas, asegurándo</w:t>
-      </w:r>
-      <w:r>
-        <w:t>se</w:t>
-      </w:r>
-      <w:r>
-        <w:t xml:space="preserve"> que cada cita se asigne correctamente según la disponibilidad y los permisos de cada tipo de trabajador.</w:t>
-      </w:r>
-    </w:p>
-    <w:p>
-      <w:r>
-        <w:t xml:space="preserve">Para llevar a cabo este desarrollo, el equipo de trabajo adoptará un enfoque basado en la metodología ágil SCRUM, que permite organizar las tareas en ciclos cortos llamados </w:t>
+        <w:t>-Corp</w:t>
+      </w:r>
+      <w:r>
+        <w:t xml:space="preserve"> y su software gestor de citas</w:t>
+      </w:r>
+      <w:r>
+        <w:t>. La aplicación tiene como objetivo principal facilitar la administración de clientes, trajes, empleados, talleres y reservas. De esta manera, cada cita se asigna correctamente según la disponibilidad y requisitos del traje.</w:t>
+      </w:r>
+      <w:r>
+        <w:br/>
+      </w:r>
+      <w:r>
+        <w:t xml:space="preserve">La aplicación </w:t>
+      </w:r>
+      <w:r>
+        <w:t>es desarrollada</w:t>
+      </w:r>
+      <w:r>
+        <w:t xml:space="preserve"> en</w:t>
+      </w:r>
+      <w:r>
+        <w:t xml:space="preserve"> el lenguaje de </w:t>
       </w:r>
       <w:proofErr w:type="spellStart"/>
       <w:r>
+        <w:t>programacion</w:t>
+      </w:r>
+      <w:proofErr w:type="spellEnd"/>
+      <w:r>
+        <w:t xml:space="preserve"> Java, utilizando el entorno de desarrollo Eclipse.</w:t>
+      </w:r>
+      <w:r>
+        <w:t xml:space="preserve"> </w:t>
+      </w:r>
+      <w:r>
+        <w:t>Esto se conectará a una base de datos MySQL para almacenar toda la información de manera organizada. La interfaz gráfica será fácil de usar e intuitiva, para que los empleados del taller puedan utilizarla sin dificultad. Cada empleado solo podrá acceder a las funciones que le corresponden según su rol.</w:t>
+      </w:r>
+    </w:p>
+    <w:p>
+      <w:r>
+        <w:t xml:space="preserve">Para desarrollar la aplicación, el equipo de trabajo utilizará la metodología ágil SCRUM. Esto permite organizar las tareas en ciclos cortos llamados </w:t>
+      </w:r>
+      <w:proofErr w:type="spellStart"/>
+      <w:r>
         <w:t>sprints</w:t>
       </w:r>
       <w:proofErr w:type="spellEnd"/>
       <w:r>
-        <w:t>, de aproximadamente dos semanas de duración. Durante cada sprint, se abordarán un conjunto de funcionalidades concretas</w:t>
-      </w:r>
-      <w:r>
-        <w:t>.</w:t>
-      </w:r>
-    </w:p>
-    <w:p>
-      <w:r>
-        <w:t>Desde el punto de vista técnico, la aplicación se desarrollará en el lenguaje de programación Java, utilizando el entorno de desarrollo Eclipse</w:t>
-      </w:r>
-      <w:r>
-        <w:t xml:space="preserve"> que</w:t>
-      </w:r>
-      <w:r>
-        <w:t xml:space="preserve"> se conectará a una base de datos MySQL para almacenar toda la información de forma</w:t>
-      </w:r>
-      <w:r>
-        <w:t xml:space="preserve"> </w:t>
-      </w:r>
-      <w:r>
-        <w:t>organizada. La interfaz gráfica será amigable e intuitiva, de modo que los empleados del taller, independientemente de su categoría (aprendiz, oficial o maestro), puedan utilizarla sin dificultad y acceder únicamente a las funciones que les corresponden según su rol.</w:t>
-      </w:r>
-      <w:r>
-        <w:t xml:space="preserve"> </w:t>
-      </w:r>
-    </w:p>
-    <w:p>
-      <w:r>
-        <w:t>A lo largo de todo el proceso, se prestará especial atención a la calidad del</w:t>
-      </w:r>
-      <w:r>
-        <w:t xml:space="preserve"> programa</w:t>
-      </w:r>
-      <w:r>
-        <w:t>, realizando pruebas periódicas, documentando el código</w:t>
-      </w:r>
-      <w:r>
-        <w:t xml:space="preserve"> haciendo uso del </w:t>
+        <w:t>, que duran aproximadamente dos semanas. En cada sprint, se abordarán un conjunto de funcionalidades concretas.</w:t>
+      </w:r>
+      <w:r>
+        <w:br/>
+      </w:r>
+      <w:r>
+        <w:t xml:space="preserve">A lo largo del proceso, se prestará especial atención a la calidad del programa. Se realizarán pruebas periódicas y se documentará el código utilizando </w:t>
       </w:r>
       <w:proofErr w:type="spellStart"/>
       <w:r>
@@ -1566,7 +1587,7 @@
       </w:r>
       <w:proofErr w:type="spellEnd"/>
       <w:r>
-        <w:t xml:space="preserve"> y manteniendo un repositorio en GitHub que refleje la evolución del trabajo. En definitiva, </w:t>
+        <w:t xml:space="preserve">. También se mantendrá un repositorio en GitHub que refleje la evolución del trabajo. En resumen, </w:t>
       </w:r>
       <w:proofErr w:type="spellStart"/>
       <w:r>
@@ -1574,9 +1595,28 @@
       </w:r>
       <w:proofErr w:type="spellEnd"/>
       <w:r>
-        <w:t>-Corp no solo busca cumplir con los requerimientos planteados por Edna Moda, sino también ofrecer una experiencia de usuario satisfactoria y sentar las bases para un desarrollo ordenado y profesional, acorde con las competencias adquiridas en el ciclo formativo de Desarrollo de Aplicaciones Web.</w:t>
-      </w:r>
-    </w:p>
+        <w:t>-Corp busca cumplir con los requerimientos de Edna Moda y ofrecer una experiencia de usuario satisfactoria. También sentará las bases para un desarrollo ordenado y profesional, acorde con las competencias adquiridas en el ciclo formativo de Desarrollo de Aplicaciones Web.</w:t>
+      </w:r>
+      <w:r>
+        <w:br/>
+      </w:r>
+      <w:r>
+        <w:br/>
+      </w:r>
+      <w:r>
+        <w:br/>
+      </w:r>
+      <w:r>
+        <w:br/>
+      </w:r>
+      <w:r>
+        <w:br/>
+      </w:r>
+      <w:r>
+        <w:br/>
+      </w:r>
+    </w:p>
+    <w:p/>
     <w:p>
       <w:pPr>
         <w:rPr>
@@ -2413,8 +2453,8 @@
     </w:p>
     <w:p/>
     <w:sectPr>
-      <w:headerReference w:type="default" r:id="rId9"/>
-      <w:footerReference w:type="default" r:id="rId10"/>
+      <w:headerReference w:type="default" r:id="rId10"/>
+      <w:footerReference w:type="default" r:id="rId11"/>
       <w:pgSz w:w="11906" w:h="16838"/>
       <w:pgMar w:top="1418" w:right="1418" w:bottom="1418" w:left="1418" w:header="709" w:footer="709" w:gutter="0"/>
       <w:pgNumType w:start="0"/>
@@ -3743,7 +3783,6 @@
   <w:style w:type="character" w:default="1" w:styleId="Fuentedeprrafopredeter">
     <w:name w:val="Default Paragraph Font"/>
     <w:uiPriority w:val="1"/>
-    <w:semiHidden/>
     <w:unhideWhenUsed/>
   </w:style>
   <w:style w:type="table" w:default="1" w:styleId="Tablanormal">

--- a/Documentacion/Proyecto/Memoria proyecto integrador  .docx
+++ b/Documentacion/Proyecto/Memoria proyecto integrador  .docx
@@ -150,6 +150,9 @@
             <w:jc w:val="center"/>
           </w:pPr>
           <w:r>
+            <w:rPr>
+              <w:noProof/>
+            </w:rPr>
             <w:drawing>
               <wp:anchor distT="0" distB="0" distL="114300" distR="114300" simplePos="0" relativeHeight="251658240" behindDoc="1" locked="0" layoutInCell="1" allowOverlap="1" wp14:anchorId="0AD1BF59" wp14:editId="05C511DC">
                 <wp:simplePos x="0" y="0"/>
@@ -1511,7 +1514,7 @@
     </w:p>
     <w:p>
       <w:r>
-        <w:t xml:space="preserve">Edna Moda, diseñadora de ropa de lujo para superhéroes, necesitaba una herramienta para gestionar las citas en su taller de diseño de manera eficiente. </w:t>
+        <w:t xml:space="preserve">Edna Moda, diseñadora de ropa de lujo para superhéroes, necesita una herramienta para gestionar las citas en su taller de diseño de manera eficiente. </w:t>
       </w:r>
       <w:r>
         <w:t>De esta necesidad surge</w:t>
@@ -1560,7 +1563,13 @@
         <w:t xml:space="preserve"> </w:t>
       </w:r>
       <w:r>
-        <w:t>Esto se conectará a una base de datos MySQL para almacenar toda la información de manera organizada. La interfaz gráfica será fácil de usar e intuitiva, para que los empleados del taller puedan utilizarla sin dificultad. Cada empleado solo podrá acceder a las funciones que le corresponden según su rol.</w:t>
+        <w:t>Esto se conectará a una base de datos MySQL para almacenar toda la información de manera organizada. La interfaz gráfica será fácil de usar e intuitiva, para que los empleados del taller puedan utilizarla sin dificultad</w:t>
+      </w:r>
+      <w:r>
+        <w:t>; c</w:t>
+      </w:r>
+      <w:r>
+        <w:t>ada empleado solo podrá acceder a las funciones que le corresponden según su rol.</w:t>
       </w:r>
     </w:p>
     <w:p>
@@ -1573,7 +1582,37 @@
       </w:r>
       <w:proofErr w:type="spellEnd"/>
       <w:r>
-        <w:t>, que duran aproximadamente dos semanas. En cada sprint, se abordarán un conjunto de funcionalidades concretas.</w:t>
+        <w:t>, que</w:t>
+      </w:r>
+      <w:r>
+        <w:t xml:space="preserve"> en el contexto de este proyecto</w:t>
+      </w:r>
+      <w:r>
+        <w:t xml:space="preserve"> </w:t>
+      </w:r>
+      <w:r>
+        <w:t>tienen una duración</w:t>
+      </w:r>
+      <w:r>
+        <w:t xml:space="preserve"> aproximada</w:t>
+      </w:r>
+      <w:r>
+        <w:t xml:space="preserve"> de</w:t>
+      </w:r>
+      <w:r>
+        <w:t xml:space="preserve"> dos semanas. En cada sprint, se abordarán un conjunto de</w:t>
+      </w:r>
+      <w:r>
+        <w:t xml:space="preserve"> </w:t>
+      </w:r>
+      <w:r>
+        <w:t>funcionalidades concretas</w:t>
+      </w:r>
+      <w:r>
+        <w:t xml:space="preserve"> que le dan sentido a la aplicación en cada fase de su desarrollo</w:t>
+      </w:r>
+      <w:r>
+        <w:t>.</w:t>
       </w:r>
       <w:r>
         <w:br/>
@@ -1587,7 +1626,24 @@
       </w:r>
       <w:proofErr w:type="spellEnd"/>
       <w:r>
-        <w:t xml:space="preserve">. También se mantendrá un repositorio en GitHub que refleje la evolución del trabajo. En resumen, </w:t>
+        <w:t>. También se mantendrá un repositorio en</w:t>
+      </w:r>
+      <w:r>
+        <w:t xml:space="preserve"> la plataforma de </w:t>
+      </w:r>
+      <w:r>
+        <w:t>GitHub que refleje la evolución de</w:t>
+      </w:r>
+      <w:r>
+        <w:t xml:space="preserve"> nuestro</w:t>
+      </w:r>
+      <w:r>
+        <w:t xml:space="preserve"> trabajo. </w:t>
+      </w:r>
+    </w:p>
+    <w:p>
+      <w:r>
+        <w:t xml:space="preserve"> </w:t>
       </w:r>
       <w:proofErr w:type="spellStart"/>
       <w:r>
@@ -1595,7 +1651,19 @@
       </w:r>
       <w:proofErr w:type="spellEnd"/>
       <w:r>
-        <w:t>-Corp busca cumplir con los requerimientos de Edna Moda y ofrecer una experiencia de usuario satisfactoria. También sentará las bases para un desarrollo ordenado y profesional, acorde con las competencias adquiridas en el ciclo formativo de Desarrollo de Aplicaciones Web.</w:t>
+        <w:t>-Corp busca cumplir con los requerimientos de Edna Moda y ofrecer una experiencia de usuario satisfactoria</w:t>
+      </w:r>
+      <w:r>
+        <w:t>,</w:t>
+      </w:r>
+      <w:r>
+        <w:t xml:space="preserve"> senta</w:t>
+      </w:r>
+      <w:r>
+        <w:t>ndo</w:t>
+      </w:r>
+      <w:r>
+        <w:t xml:space="preserve"> las bases para un desarrollo ordenado y profesional, acorde con las competencias adquiridas en el ciclo formativo de Desarrollo de Aplicaciones Web.</w:t>
       </w:r>
       <w:r>
         <w:br/>
@@ -1603,27 +1671,9 @@
       <w:r>
         <w:br/>
       </w:r>
-      <w:r>
-        <w:br/>
-      </w:r>
-      <w:r>
-        <w:br/>
-      </w:r>
-      <w:r>
-        <w:br/>
-      </w:r>
-      <w:r>
-        <w:br/>
-      </w:r>
     </w:p>
     <w:p/>
-    <w:p>
-      <w:pPr>
-        <w:rPr>
-          <w:u w:val="single"/>
-        </w:rPr>
-      </w:pPr>
-    </w:p>
+    <w:p/>
     <w:p>
       <w:pPr>
         <w:pStyle w:val="Ttulo1"/>
@@ -1875,13 +1925,19 @@
     <w:p>
       <w:pPr>
         <w:pStyle w:val="Prrafodelista"/>
+      </w:pPr>
+    </w:p>
+    <w:p/>
+    <w:p/>
+    <w:p>
+      <w:pPr>
+        <w:pStyle w:val="Prrafodelista"/>
         <w:numPr>
           <w:ilvl w:val="0"/>
           <w:numId w:val="6"/>
         </w:numPr>
       </w:pPr>
       <w:r>
-        <w:lastRenderedPageBreak/>
         <w:t>Crear la interfaz gráfica de usuario</w:t>
       </w:r>
       <w:r>
@@ -2024,7 +2080,6 @@
       </w:pPr>
       <w:bookmarkStart w:id="5" w:name="_Toc224148677"/>
       <w:r>
-        <w:lastRenderedPageBreak/>
         <w:t>Tecnologías utilizadas</w:t>
       </w:r>
       <w:bookmarkEnd w:id="5"/>
@@ -2255,7 +2310,6 @@
         </w:rPr>
       </w:pPr>
       <w:r>
-        <w:lastRenderedPageBreak/>
         <w:br w:type="page"/>
       </w:r>
     </w:p>
@@ -3783,6 +3837,7 @@
   <w:style w:type="character" w:default="1" w:styleId="Fuentedeprrafopredeter">
     <w:name w:val="Default Paragraph Font"/>
     <w:uiPriority w:val="1"/>
+    <w:semiHidden/>
     <w:unhideWhenUsed/>
   </w:style>
   <w:style w:type="table" w:default="1" w:styleId="Tablanormal">
